--- a/Pz SMIT/Antanevich_SMIT_1.3.docx
+++ b/Pz SMIT/Antanevich_SMIT_1.3.docx
@@ -16,6 +16,13 @@
       <w:r>
         <w:rPr>
           <w:caps/>
+          <w:lang w:val="ru-RU"/>
+        </w:rPr>
+        <w:t xml:space="preserve"> </w:t>
+      </w:r>
+      <w:r>
+        <w:rPr>
+          <w:caps/>
         </w:rPr>
         <w:t>Міністерство освіти і науки України</w:t>
       </w:r>
@@ -194,7 +201,7 @@
         <w:jc w:val="center"/>
         <w:rPr>
           <w:caps/>
-          <w:lang w:val="en-GB"/>
+          <w:lang w:val="ru-RU"/>
         </w:rPr>
       </w:pPr>
       <w:r>
@@ -233,7 +240,7 @@
       <w:r>
         <w:rPr>
           <w:caps/>
-          <w:lang w:val="en-GB"/>
+          <w:lang w:val="ru-RU"/>
         </w:rPr>
         <w:t>3</w:t>
       </w:r>
@@ -415,15 +422,7 @@
                 <w:color w:val="000000"/>
                 <w:szCs w:val="28"/>
               </w:rPr>
-              <w:t>Н</w:t>
-            </w:r>
-            <w:r>
-              <w:rPr>
-                <w:rFonts w:ascii="TimesNewRomanPSMT" w:hAnsi="TimesNewRomanPSMT"/>
-                <w:color w:val="000000"/>
-                <w:szCs w:val="28"/>
-              </w:rPr>
-              <w:t xml:space="preserve">абути практичних навичок у розв’язанні задач з підрахунку ймовірностей на основі геометричного визначення ймовірності, алгебри подій та теорем множення і додавання ймовірностей; навчитись застосовувати на практиці формули повної ймовірності та </w:t>
+              <w:t xml:space="preserve">Набути практичних навичок у розв’язанні задач з підрахунку ймовірностей на основі геометричного визначення ймовірності, алгебри подій та теорем множення і додавання ймовірностей; навчитись застосовувати на практиці формули повної ймовірності та </w:t>
             </w:r>
             <w:proofErr w:type="spellStart"/>
             <w:r>
@@ -563,31 +562,33 @@
     <w:p>
       <w:pPr>
         <w:jc w:val="left"/>
+      </w:pPr>
+      <w:r>
+        <w:t>Площа кола:</w:t>
+      </w:r>
+    </w:p>
+    <w:p>
+      <w:pPr>
+        <w:jc w:val="center"/>
         <w:rPr>
           <w:i/>
           <w:iCs/>
+          <w:lang w:val="ru-RU"/>
+        </w:rPr>
+      </w:pPr>
+      <w:r>
+        <w:t>π</w:t>
+      </w:r>
+      <w:r>
+        <w:rPr>
           <w:lang w:val="en-US"/>
         </w:rPr>
-      </w:pPr>
-      <w:r>
-        <w:t>Площа кола:</w:t>
-      </w:r>
-      <w:r>
-        <w:t xml:space="preserve"> </w:t>
-      </w:r>
-      <w:r>
-        <w:t>π</w:t>
-      </w:r>
-      <w:r>
-        <w:rPr>
-          <w:lang w:val="en-US"/>
-        </w:rPr>
         <w:t>R</w:t>
       </w:r>
       <w:r>
         <w:rPr>
           <w:vertAlign w:val="superscript"/>
-          <w:lang w:val="en-US"/>
+          <w:lang w:val="ru-RU"/>
         </w:rPr>
         <w:t>2</w:t>
       </w:r>
@@ -597,38 +598,23 @@
         <w:jc w:val="left"/>
       </w:pPr>
       <w:r>
-        <w:t>Площа</w:t>
-      </w:r>
-      <w:r>
-        <w:rPr>
-          <w:lang w:val="en-US"/>
-        </w:rPr>
-        <w:t xml:space="preserve"> </w:t>
-      </w:r>
-      <w:r>
-        <w:t>вписаного</w:t>
-      </w:r>
-      <w:r>
-        <w:t xml:space="preserve"> </w:t>
-      </w:r>
-      <w:r>
-        <w:t>квадрата:</w:t>
-      </w:r>
-    </w:p>
-    <w:p>
-      <w:pPr>
-        <w:jc w:val="left"/>
+        <w:t xml:space="preserve">Діагональ: </w:t>
+      </w:r>
+    </w:p>
+    <w:p>
+      <w:pPr>
+        <w:jc w:val="center"/>
+        <w:rPr>
+          <w:lang w:val="ru-RU"/>
+        </w:rPr>
+      </w:pPr>
+      <w:r>
+        <w:t>2</w:t>
+      </w:r>
+      <w:r>
         <w:rPr>
           <w:lang w:val="en-GB"/>
         </w:rPr>
-      </w:pPr>
-      <w:r>
-        <w:t>Діагональ: 2</w:t>
-      </w:r>
-      <w:r>
-        <w:rPr>
-          <w:lang w:val="en-GB"/>
-        </w:rPr>
         <w:t>R</w:t>
       </w:r>
     </w:p>
@@ -649,8 +635,13 @@
         <w:t xml:space="preserve">це </w:t>
       </w:r>
       <w:r>
-        <w:t>a, то </w:t>
-      </w:r>
+        <w:t>a</w:t>
+      </w:r>
+    </w:p>
+    <w:p>
+      <w:pPr>
+        <w:jc w:val="center"/>
+      </w:pPr>
       <w:r>
         <w:rPr>
           <w:lang w:val="en-US"/>
@@ -702,7 +693,13 @@
         <w:rPr>
           <w:rFonts w:cs="Times New Roman"/>
         </w:rPr>
-        <w:t>Тоді</w:t>
+        <w:t>т</w:t>
+      </w:r>
+      <w:r>
+        <w:rPr>
+          <w:rFonts w:cs="Times New Roman"/>
+        </w:rPr>
+        <w:t>оді</w:t>
       </w:r>
       <w:r>
         <w:rPr>
@@ -729,13 +726,7 @@
         <w:rPr>
           <w:rFonts w:cs="Times New Roman"/>
         </w:rPr>
-        <w:t xml:space="preserve"> </w:t>
-      </w:r>
-      <w:r>
-        <w:rPr>
-          <w:rFonts w:cs="Times New Roman"/>
-        </w:rPr>
-        <w:t>R</w:t>
+        <w:t xml:space="preserve"> R</w:t>
       </w:r>
       <w:r>
         <w:rPr>
@@ -767,7 +758,21 @@
         <w:rPr>
           <w:lang w:val="ru-RU"/>
         </w:rPr>
-        <w:t xml:space="preserve"> квадрата: а</w:t>
+        <w:t xml:space="preserve"> квадрата: </w:t>
+      </w:r>
+    </w:p>
+    <w:p>
+      <w:pPr>
+        <w:jc w:val="center"/>
+        <w:rPr>
+          <w:lang w:val="ru-RU"/>
+        </w:rPr>
+      </w:pPr>
+      <w:r>
+        <w:rPr>
+          <w:lang w:val="ru-RU"/>
+        </w:rPr>
+        <w:t>а</w:t>
       </w:r>
       <w:r>
         <w:rPr>
@@ -834,6 +839,9 @@
     <w:p>
       <w:pPr>
         <w:jc w:val="left"/>
+        <w:rPr>
+          <w:lang w:val="ru-RU"/>
+        </w:rPr>
       </w:pPr>
       <w:proofErr w:type="spellStart"/>
       <w:r>
@@ -847,8 +855,13 @@
         <w:rPr>
           <w:lang w:val="ru-RU"/>
         </w:rPr>
-        <w:t xml:space="preserve">: </w:t>
-      </w:r>
+        <w:t>:</w:t>
+      </w:r>
+    </w:p>
+    <w:p>
+      <w:pPr>
+        <w:jc w:val="center"/>
+      </w:pPr>
       <w:r>
         <w:rPr>
           <w:lang w:val="ru-RU"/>
@@ -866,109 +879,70 @@
           <w:vertAlign w:val="superscript"/>
           <w:lang w:val="ru-RU"/>
         </w:rPr>
-        <w:t>2</w:t>
+        <w:t xml:space="preserve">2 </w:t>
+      </w:r>
+      <w:r>
+        <w:rPr>
+          <w:lang w:val="ru-RU"/>
+        </w:rPr>
+        <w:t>/</w:t>
+      </w:r>
+      <w:r>
+        <w:t xml:space="preserve"> </w:t>
+      </w:r>
+      <w:r>
+        <w:t>π</w:t>
+      </w:r>
+      <w:r>
+        <w:rPr>
+          <w:lang w:val="en-US"/>
+        </w:rPr>
+        <w:t>R</w:t>
       </w:r>
       <w:r>
         <w:rPr>
           <w:vertAlign w:val="superscript"/>
           <w:lang w:val="ru-RU"/>
         </w:rPr>
-        <w:t xml:space="preserve"> </w:t>
+        <w:t>2</w:t>
       </w:r>
       <w:r>
         <w:rPr>
           <w:lang w:val="ru-RU"/>
         </w:rPr>
-        <w:t>/</w:t>
-      </w:r>
-      <w:r>
-        <w:t xml:space="preserve"> </w:t>
+        <w:t xml:space="preserve"> = 2 / </w:t>
       </w:r>
       <w:r>
         <w:t>π</w:t>
       </w:r>
-      <w:r>
-        <w:rPr>
-          <w:lang w:val="en-US"/>
-        </w:rPr>
-        <w:t>R</w:t>
-      </w:r>
-      <w:r>
-        <w:rPr>
-          <w:vertAlign w:val="superscript"/>
+    </w:p>
+    <w:p>
+      <w:pPr>
+        <w:jc w:val="left"/>
+      </w:pPr>
+      <w:proofErr w:type="spellStart"/>
+      <w:r>
+        <w:rPr>
           <w:lang w:val="ru-RU"/>
         </w:rPr>
-        <w:t>2</w:t>
-      </w:r>
+        <w:t>Відповідь</w:t>
+      </w:r>
+      <w:proofErr w:type="spellEnd"/>
       <w:r>
         <w:rPr>
           <w:lang w:val="ru-RU"/>
         </w:rPr>
-        <w:t xml:space="preserve"> = 2 / </w:t>
+        <w:t xml:space="preserve">: </w:t>
+      </w:r>
+      <w:r>
+        <w:rPr>
+          <w:lang w:val="ru-RU"/>
+        </w:rPr>
+        <w:t xml:space="preserve">2 / </w:t>
       </w:r>
       <w:r>
         <w:t>π</w:t>
       </w:r>
-    </w:p>
-    <w:p>
-      <w:pPr>
-        <w:jc w:val="left"/>
-      </w:pPr>
-      <w:proofErr w:type="spellStart"/>
-      <w:r>
-        <w:rPr>
-          <w:lang w:val="ru-RU"/>
-        </w:rPr>
-        <w:t>Відповідь</w:t>
-      </w:r>
-      <w:proofErr w:type="spellEnd"/>
-      <w:r>
-        <w:rPr>
-          <w:lang w:val="ru-RU"/>
-        </w:rPr>
-        <w:t xml:space="preserve">: </w:t>
-      </w:r>
-      <w:r>
-        <w:rPr>
-          <w:lang w:val="ru-RU"/>
-        </w:rPr>
-        <w:t xml:space="preserve">2 / </w:t>
-      </w:r>
-      <w:r>
-        <w:t>π</w:t>
-      </w:r>
-    </w:p>
-    <w:p>
-      <w:pPr>
-        <w:jc w:val="left"/>
-        <w:rPr>
-          <w:lang w:val="ru-RU"/>
-        </w:rPr>
-      </w:pPr>
-    </w:p>
-    <w:p>
-      <w:pPr>
-        <w:jc w:val="left"/>
-        <w:rPr>
-          <w:lang w:val="ru-RU"/>
-        </w:rPr>
-      </w:pPr>
-    </w:p>
-    <w:p>
-      <w:pPr>
-        <w:jc w:val="left"/>
-        <w:rPr>
-          <w:lang w:val="ru-RU"/>
-        </w:rPr>
-      </w:pPr>
-    </w:p>
-    <w:p>
-      <w:pPr>
-        <w:jc w:val="left"/>
-        <w:rPr>
-          <w:lang w:val="ru-RU"/>
-        </w:rPr>
-      </w:pPr>
     </w:p>
     <w:p>
       <w:pPr>
@@ -1114,7 +1088,15 @@
           <w:color w:val="000000"/>
           <w:szCs w:val="28"/>
         </w:rPr>
-        <w:t>x,</w:t>
+        <w:t>x, y</w:t>
+      </w:r>
+      <w:r>
+        <w:rPr>
+          <w:rFonts w:ascii="TimesNewRomanPSMT" w:hAnsi="TimesNewRomanPSMT"/>
+          <w:color w:val="000000"/>
+          <w:szCs w:val="28"/>
+        </w:rPr>
+        <w:t xml:space="preserve">). Знайти ймовірність того, що координати цієї точки задовольняють нерівності </w:t>
       </w:r>
       <w:r>
         <w:rPr>
@@ -1122,84 +1104,36 @@
           <w:color w:val="000000"/>
           <w:szCs w:val="28"/>
         </w:rPr>
-        <w:t xml:space="preserve"> </w:t>
-      </w:r>
-      <w:r>
-        <w:rPr>
-          <w:rFonts w:ascii="TimesNewRomanPS-ItalicMT" w:hAnsi="TimesNewRomanPS-ItalicMT"/>
-          <w:color w:val="000000"/>
-          <w:szCs w:val="28"/>
-        </w:rPr>
-        <w:t>y</w:t>
-      </w:r>
+        <w:t>y &lt; 2x</w:t>
+      </w:r>
+    </w:p>
+    <w:p>
+      <w:pPr>
+        <w:jc w:val="left"/>
+      </w:pPr>
       <w:r>
         <w:rPr>
           <w:rFonts w:ascii="TimesNewRomanPSMT" w:hAnsi="TimesNewRomanPSMT"/>
           <w:color w:val="000000"/>
           <w:szCs w:val="28"/>
         </w:rPr>
-        <w:t xml:space="preserve">). Знайти ймовірність того, що координати цієї точки задовольняють нерівності </w:t>
-      </w:r>
-      <w:r>
-        <w:rPr>
-          <w:rFonts w:ascii="TimesNewRomanPS-ItalicMT" w:hAnsi="TimesNewRomanPS-ItalicMT"/>
-          <w:color w:val="000000"/>
-          <w:szCs w:val="28"/>
-        </w:rPr>
-        <w:t>y</w:t>
-      </w:r>
-      <w:r>
-        <w:rPr>
-          <w:rFonts w:ascii="TimesNewRomanPS-ItalicMT" w:hAnsi="TimesNewRomanPS-ItalicMT"/>
-          <w:color w:val="000000"/>
-          <w:szCs w:val="28"/>
-        </w:rPr>
-        <w:t xml:space="preserve"> </w:t>
-      </w:r>
-      <w:r>
-        <w:rPr>
-          <w:rFonts w:ascii="TimesNewRomanPS-ItalicMT" w:hAnsi="TimesNewRomanPS-ItalicMT"/>
-          <w:color w:val="000000"/>
-          <w:szCs w:val="28"/>
-        </w:rPr>
-        <w:t>&lt;</w:t>
-      </w:r>
-      <w:r>
-        <w:rPr>
-          <w:rFonts w:ascii="TimesNewRomanPS-ItalicMT" w:hAnsi="TimesNewRomanPS-ItalicMT"/>
-          <w:color w:val="000000"/>
-          <w:szCs w:val="28"/>
-        </w:rPr>
-        <w:t xml:space="preserve"> </w:t>
-      </w:r>
-      <w:r>
-        <w:rPr>
-          <w:rFonts w:ascii="TimesNewRomanPS-ItalicMT" w:hAnsi="TimesNewRomanPS-ItalicMT"/>
-          <w:color w:val="000000"/>
-          <w:szCs w:val="28"/>
-        </w:rPr>
-        <w:t>2x</w:t>
-      </w:r>
-    </w:p>
-    <w:p>
-      <w:pPr>
-        <w:jc w:val="left"/>
-      </w:pPr>
+        <w:t>Дано:</w:t>
+      </w:r>
+    </w:p>
+    <w:p>
+      <w:pPr>
+        <w:jc w:val="left"/>
+      </w:pPr>
+      <w:r>
+        <w:t>Квадрат з вершинами </w:t>
+      </w:r>
       <w:r>
         <w:rPr>
           <w:rFonts w:ascii="TimesNewRomanPSMT" w:hAnsi="TimesNewRomanPSMT"/>
           <w:color w:val="000000"/>
           <w:szCs w:val="28"/>
         </w:rPr>
-        <w:t>Дано:</w:t>
-      </w:r>
-    </w:p>
-    <w:p>
-      <w:pPr>
-        <w:jc w:val="left"/>
-      </w:pPr>
-      <w:r>
-        <w:t>Квадрат з вершинами </w:t>
+        <w:t>(0,</w:t>
       </w:r>
       <w:r>
         <w:rPr>
@@ -1207,7 +1141,7 @@
           <w:color w:val="000000"/>
           <w:szCs w:val="28"/>
         </w:rPr>
-        <w:t>(0,</w:t>
+        <w:t xml:space="preserve"> </w:t>
       </w:r>
       <w:r>
         <w:rPr>
@@ -1215,7 +1149,7 @@
           <w:color w:val="000000"/>
           <w:szCs w:val="28"/>
         </w:rPr>
-        <w:t xml:space="preserve"> </w:t>
+        <w:t>0), (0,</w:t>
       </w:r>
       <w:r>
         <w:rPr>
@@ -1223,7 +1157,7 @@
           <w:color w:val="000000"/>
           <w:szCs w:val="28"/>
         </w:rPr>
-        <w:t>0), (0,</w:t>
+        <w:t xml:space="preserve"> </w:t>
       </w:r>
       <w:r>
         <w:rPr>
@@ -1231,7 +1165,7 @@
           <w:color w:val="000000"/>
           <w:szCs w:val="28"/>
         </w:rPr>
-        <w:t xml:space="preserve"> </w:t>
+        <w:t>1), (1,</w:t>
       </w:r>
       <w:r>
         <w:rPr>
@@ -1239,7 +1173,7 @@
           <w:color w:val="000000"/>
           <w:szCs w:val="28"/>
         </w:rPr>
-        <w:t>1), (1,</w:t>
+        <w:t xml:space="preserve"> </w:t>
       </w:r>
       <w:r>
         <w:rPr>
@@ -1247,7 +1181,7 @@
           <w:color w:val="000000"/>
           <w:szCs w:val="28"/>
         </w:rPr>
-        <w:t xml:space="preserve"> </w:t>
+        <w:t>1), (1,</w:t>
       </w:r>
       <w:r>
         <w:rPr>
@@ -1255,7 +1189,7 @@
           <w:color w:val="000000"/>
           <w:szCs w:val="28"/>
         </w:rPr>
-        <w:t>1), (1,</w:t>
+        <w:t xml:space="preserve"> </w:t>
       </w:r>
       <w:r>
         <w:rPr>
@@ -1263,463 +1197,592 @@
           <w:color w:val="000000"/>
           <w:szCs w:val="28"/>
         </w:rPr>
-        <w:t xml:space="preserve"> </w:t>
-      </w:r>
-      <w:r>
+        <w:t>0)</w:t>
+      </w:r>
+      <w:r>
+        <w:br/>
+        <w:t>Точка (x,</w:t>
+      </w:r>
+      <w:r>
+        <w:t xml:space="preserve"> </w:t>
+      </w:r>
+      <w:r>
+        <w:t>y) вибирається випадково з квадрата</w:t>
+      </w:r>
+      <w:r>
+        <w:br/>
+        <w:t>Потрібно знайти ймовірність події y</w:t>
+      </w:r>
+      <w:r>
+        <w:t xml:space="preserve"> </w:t>
+      </w:r>
+      <w:r>
+        <w:t>&lt;</w:t>
+      </w:r>
+      <w:r>
+        <w:t xml:space="preserve"> </w:t>
+      </w:r>
+      <w:r>
+        <w:t>2</w:t>
+      </w:r>
+      <w:r>
+        <w:t>х</w:t>
+      </w:r>
+    </w:p>
+    <w:p>
+      <w:pPr>
+        <w:jc w:val="left"/>
+      </w:pPr>
+      <w:r>
+        <w:t>Розв’язання:</w:t>
+      </w:r>
+    </w:p>
+    <w:p>
+      <w:pPr>
+        <w:jc w:val="left"/>
+      </w:pPr>
+      <w:r>
+        <w:t xml:space="preserve">Площа всього квадрата </w:t>
+      </w:r>
+    </w:p>
+    <w:p>
+      <w:pPr>
+        <w:jc w:val="center"/>
+      </w:pPr>
+      <w:r>
+        <w:t>1</w:t>
+      </w:r>
+    </w:p>
+    <w:p>
+      <w:pPr>
+        <w:jc w:val="left"/>
+      </w:pPr>
+      <w:r>
+        <w:t>Пряма y</w:t>
+      </w:r>
+      <w:r>
+        <w:t xml:space="preserve"> </w:t>
+      </w:r>
+      <w:r>
+        <w:t>=</w:t>
+      </w:r>
+      <w:r>
+        <w:t xml:space="preserve"> </w:t>
+      </w:r>
+      <w:r>
+        <w:t>2x</w:t>
+      </w:r>
+      <w:r>
+        <w:t xml:space="preserve"> яка</w:t>
+      </w:r>
+      <w:r>
+        <w:rPr>
+          <w:i/>
+          <w:iCs/>
+        </w:rPr>
+        <w:t xml:space="preserve"> </w:t>
+      </w:r>
+      <w:r>
+        <w:t>перетинає верхній край квадрата y</w:t>
+      </w:r>
+      <w:r>
+        <w:t xml:space="preserve"> </w:t>
+      </w:r>
+      <w:r>
+        <w:t>=</w:t>
+      </w:r>
+      <w:r>
+        <w:t xml:space="preserve"> 1 в</w:t>
+      </w:r>
+      <w:r>
+        <w:t xml:space="preserve"> точці:</w:t>
+      </w:r>
+    </w:p>
+    <w:p>
+      <w:pPr>
+        <w:jc w:val="center"/>
+      </w:pPr>
+      <w:r>
+        <w:t>1</w:t>
+      </w:r>
+      <w:r>
+        <w:t xml:space="preserve"> </w:t>
+      </w:r>
+      <w:r>
+        <w:t>=</w:t>
+      </w:r>
+      <w:r>
+        <w:t xml:space="preserve"> </w:t>
+      </w:r>
+      <w:r>
+        <w:t>2x</w:t>
+      </w:r>
+      <w:r>
+        <w:t xml:space="preserve"> </w:t>
+      </w:r>
+      <w:r>
+        <w:t>о</w:t>
+      </w:r>
+      <w:r>
+        <w:t>тже х = 0.5</w:t>
+      </w:r>
+    </w:p>
+    <w:p>
+      <w:pPr>
+        <w:jc w:val="left"/>
+      </w:pPr>
+      <w:r>
+        <w:t> У квадраті умова y</w:t>
+      </w:r>
+      <w:r>
+        <w:t xml:space="preserve"> </w:t>
+      </w:r>
+      <w:r>
+        <w:t>&lt;</w:t>
+      </w:r>
+      <w:r>
+        <w:t xml:space="preserve"> </w:t>
+      </w:r>
+      <w:r>
+        <w:t>2 означає:</w:t>
+      </w:r>
+    </w:p>
+    <w:p>
+      <w:pPr>
+        <w:jc w:val="left"/>
+      </w:pPr>
+      <w:r>
+        <w:t>Якщо x</w:t>
+      </w:r>
+      <w:r>
+        <w:t xml:space="preserve"> </w:t>
+      </w:r>
+      <w:r>
+        <w:t>≤</w:t>
+      </w:r>
+      <w:r>
+        <w:t xml:space="preserve"> </w:t>
+      </w:r>
+      <w:r>
+        <w:t>0.5: треба бути нижче прямої y</w:t>
+      </w:r>
+      <w:r>
+        <w:rPr>
+          <w:lang w:val="ru-RU"/>
+        </w:rPr>
+        <w:t xml:space="preserve"> </w:t>
+      </w:r>
+      <w:r>
+        <w:t>=</w:t>
+      </w:r>
+      <w:r>
+        <w:rPr>
+          <w:lang w:val="ru-RU"/>
+        </w:rPr>
+        <w:t xml:space="preserve"> </w:t>
+      </w:r>
+      <w:r>
+        <w:t>2x (тобто в трикутнику під нею)</w:t>
+      </w:r>
+    </w:p>
+    <w:p>
+      <w:pPr>
+        <w:jc w:val="left"/>
+      </w:pPr>
+      <w:r>
+        <w:t>Якщо x</w:t>
+      </w:r>
+      <w:r>
+        <w:t xml:space="preserve"> </w:t>
+      </w:r>
+      <w:r>
+        <w:t>&gt;</w:t>
+      </w:r>
+      <w:r>
+        <w:t xml:space="preserve"> </w:t>
+      </w:r>
+      <w:r>
+        <w:t>0.5: вся смужка задовольняє умову, бо максимальне y</w:t>
+      </w:r>
+      <w:r>
+        <w:rPr>
+          <w:lang w:val="ru-RU"/>
+        </w:rPr>
+        <w:t xml:space="preserve"> </w:t>
+      </w:r>
+      <w:r>
+        <w:t>=</w:t>
+      </w:r>
+      <w:r>
+        <w:rPr>
+          <w:lang w:val="ru-RU"/>
+        </w:rPr>
+        <w:t xml:space="preserve"> </w:t>
+      </w:r>
+      <w:r>
+        <w:t>1, а 2x</w:t>
+      </w:r>
+      <w:r>
+        <w:rPr>
+          <w:lang w:val="ru-RU"/>
+        </w:rPr>
+        <w:t xml:space="preserve"> </w:t>
+      </w:r>
+      <w:r>
+        <w:t>&gt;</w:t>
+      </w:r>
+      <w:r>
+        <w:rPr>
+          <w:lang w:val="ru-RU"/>
+        </w:rPr>
+        <w:t xml:space="preserve"> </w:t>
+      </w:r>
+      <w:r>
+        <w:t>1</w:t>
+      </w:r>
+    </w:p>
+    <w:p>
+      <w:pPr>
+        <w:jc w:val="left"/>
+      </w:pPr>
+      <w:r>
+        <w:t>Площа частини, де y</w:t>
+      </w:r>
+      <w:r>
+        <w:t xml:space="preserve"> </w:t>
+      </w:r>
+      <w:r>
+        <w:t>&lt;</w:t>
+      </w:r>
+      <w:r>
+        <w:t xml:space="preserve"> </w:t>
+      </w:r>
+      <w:r>
+        <w:t>2x:</w:t>
+      </w:r>
+    </w:p>
+    <w:p>
+      <w:pPr>
+        <w:jc w:val="left"/>
+      </w:pPr>
+      <w:r>
+        <w:t>Прямокутник x</w:t>
+      </w:r>
+      <w:r>
+        <w:t xml:space="preserve"> </w:t>
+      </w:r>
+      <w:r>
+        <w:rPr>
+          <w:rFonts w:ascii="Cambria Math" w:hAnsi="Cambria Math" w:cs="Cambria Math"/>
+        </w:rPr>
+        <w:t>∈</w:t>
+      </w:r>
+      <w:r>
+        <w:rPr>
+          <w:rFonts w:ascii="Cambria Math" w:hAnsi="Cambria Math" w:cs="Cambria Math"/>
+        </w:rPr>
+        <w:t xml:space="preserve"> </w:t>
+      </w:r>
+      <w:r>
+        <w:t>[0.5,</w:t>
+      </w:r>
+      <w:r>
+        <w:t xml:space="preserve"> </w:t>
+      </w:r>
+      <w:r>
+        <w:t>1]</w:t>
+      </w:r>
+      <w:r>
+        <w:t>,</w:t>
+      </w:r>
+      <w:r>
+        <w:t xml:space="preserve"> y</w:t>
+      </w:r>
+      <w:r>
+        <w:t xml:space="preserve"> </w:t>
+      </w:r>
+      <w:r>
+        <w:rPr>
+          <w:rFonts w:ascii="Cambria Math" w:hAnsi="Cambria Math" w:cs="Cambria Math"/>
+        </w:rPr>
+        <w:t>∈</w:t>
+      </w:r>
+      <w:r>
+        <w:rPr>
+          <w:rFonts w:ascii="Cambria Math" w:hAnsi="Cambria Math" w:cs="Cambria Math"/>
+        </w:rPr>
+        <w:t xml:space="preserve"> </w:t>
+      </w:r>
+      <w:r>
+        <w:t>[0,</w:t>
+      </w:r>
+      <w:r>
+        <w:t xml:space="preserve"> </w:t>
+      </w:r>
+      <w:r>
+        <w:t xml:space="preserve">1]: </w:t>
+      </w:r>
+    </w:p>
+    <w:p>
+      <w:pPr>
+        <w:jc w:val="center"/>
+      </w:pPr>
+      <w:r>
+        <w:t>площа = 0.5</w:t>
+      </w:r>
+      <w:r>
+        <w:t xml:space="preserve"> </w:t>
+      </w:r>
+      <w:r>
+        <w:rPr>
+          <w:rFonts w:ascii="Cambria Math" w:hAnsi="Cambria Math" w:cs="Cambria Math"/>
+        </w:rPr>
+        <w:t>⋅</w:t>
+      </w:r>
+      <w:r>
+        <w:t xml:space="preserve"> </w:t>
+      </w:r>
+      <w:r>
+        <w:t>1</w:t>
+      </w:r>
+      <w:r>
+        <w:rPr>
+          <w:lang w:val="ru-RU"/>
+        </w:rPr>
+        <w:t xml:space="preserve"> </w:t>
+      </w:r>
+      <w:r>
+        <w:t>=</w:t>
+      </w:r>
+      <w:r>
+        <w:rPr>
+          <w:lang w:val="ru-RU"/>
+        </w:rPr>
+        <w:t xml:space="preserve"> </w:t>
+      </w:r>
+      <w:r>
+        <w:t>0.5.</w:t>
+      </w:r>
+    </w:p>
+    <w:p>
+      <w:pPr>
+        <w:jc w:val="left"/>
+      </w:pPr>
+      <w:r>
+        <w:t>Трикутник x</w:t>
+      </w:r>
+      <w:r>
+        <w:t xml:space="preserve"> </w:t>
+      </w:r>
+      <w:r>
+        <w:rPr>
+          <w:rFonts w:ascii="Cambria Math" w:hAnsi="Cambria Math" w:cs="Cambria Math"/>
+        </w:rPr>
+        <w:t>∈</w:t>
+      </w:r>
+      <w:r>
+        <w:rPr>
+          <w:rFonts w:ascii="Cambria Math" w:hAnsi="Cambria Math" w:cs="Cambria Math"/>
+        </w:rPr>
+        <w:t xml:space="preserve"> </w:t>
+      </w:r>
+      <w:r>
+        <w:t>[0,0.5], y</w:t>
+      </w:r>
+      <w:r>
+        <w:t xml:space="preserve"> </w:t>
+      </w:r>
+      <w:r>
+        <w:rPr>
+          <w:rFonts w:ascii="Cambria Math" w:hAnsi="Cambria Math" w:cs="Cambria Math"/>
+        </w:rPr>
+        <w:t>∈</w:t>
+      </w:r>
+      <w:r>
+        <w:rPr>
+          <w:rFonts w:ascii="Cambria Math" w:hAnsi="Cambria Math" w:cs="Cambria Math"/>
+        </w:rPr>
+        <w:t xml:space="preserve"> </w:t>
+      </w:r>
+      <w:r>
+        <w:t>[0,2x]:</w:t>
+      </w:r>
+      <w:r>
+        <w:t xml:space="preserve"> </w:t>
+      </w:r>
+    </w:p>
+    <w:p>
+      <w:pPr>
+        <w:jc w:val="center"/>
+      </w:pPr>
+      <w:r>
+        <w:t xml:space="preserve">площа </w:t>
+      </w:r>
+      <w:r>
+        <w:t>= 12</w:t>
+      </w:r>
+      <w:r>
+        <w:t xml:space="preserve"> </w:t>
+      </w:r>
+      <w:r>
+        <w:rPr>
+          <w:rFonts w:ascii="Cambria Math" w:hAnsi="Cambria Math" w:cs="Cambria Math"/>
+        </w:rPr>
+        <w:t>⋅</w:t>
+      </w:r>
+      <w:r>
+        <w:t xml:space="preserve"> </w:t>
+      </w:r>
+      <w:r>
+        <w:t>0.5</w:t>
+      </w:r>
+      <w:r>
+        <w:t xml:space="preserve"> х </w:t>
+      </w:r>
+      <w:r>
+        <w:t>1</w:t>
+      </w:r>
+      <w:r>
+        <w:t xml:space="preserve"> </w:t>
+      </w:r>
+      <w:r>
+        <w:t>=</w:t>
+      </w:r>
+      <w:r>
+        <w:t xml:space="preserve"> </w:t>
+      </w:r>
+      <w:r>
+        <w:t>0.25.</w:t>
+      </w:r>
+    </w:p>
+    <w:p>
+      <w:pPr>
+        <w:jc w:val="left"/>
+      </w:pPr>
+      <w:r>
+        <w:t xml:space="preserve">Разом: </w:t>
+      </w:r>
+    </w:p>
+    <w:p>
+      <w:pPr>
+        <w:jc w:val="center"/>
+      </w:pPr>
+      <w:r>
+        <w:t>0.5 + 0.25 = 0.75</w:t>
+      </w:r>
+    </w:p>
+    <w:p>
+      <w:pPr>
+        <w:jc w:val="left"/>
+      </w:pPr>
+      <w:r>
+        <w:t>Ймовірність:</w:t>
+      </w:r>
+      <w:r>
+        <w:t xml:space="preserve"> </w:t>
+      </w:r>
+    </w:p>
+    <w:p>
+      <w:pPr>
+        <w:jc w:val="center"/>
+      </w:pPr>
+      <w:r>
+        <w:t>0.75</w:t>
+      </w:r>
+      <w:r>
+        <w:t xml:space="preserve"> / 1 = 0.75</w:t>
+      </w:r>
+    </w:p>
+    <w:p>
+      <w:pPr>
+        <w:jc w:val="left"/>
+      </w:pPr>
+      <w:r>
+        <w:t>В</w:t>
+      </w:r>
+      <w:r>
+        <w:t xml:space="preserve">ідповідь: </w:t>
+      </w:r>
+      <w:r>
+        <w:t>0.75</w:t>
+      </w:r>
+    </w:p>
+    <w:p>
+      <w:pPr>
+        <w:jc w:val="left"/>
+        <w:rPr>
+          <w:b/>
+          <w:bCs/>
+        </w:rPr>
+      </w:pPr>
+    </w:p>
+    <w:p>
+      <w:pPr>
+        <w:jc w:val="left"/>
+        <w:rPr>
+          <w:b/>
+          <w:bCs/>
+        </w:rPr>
+      </w:pPr>
+    </w:p>
+    <w:p>
+      <w:pPr>
+        <w:jc w:val="left"/>
+        <w:rPr>
+          <w:b/>
+          <w:bCs/>
+        </w:rPr>
+      </w:pPr>
+    </w:p>
+    <w:p>
+      <w:pPr>
+        <w:jc w:val="left"/>
+        <w:rPr>
+          <w:b/>
+          <w:bCs/>
+        </w:rPr>
+      </w:pPr>
+      <w:r>
+        <w:rPr>
+          <w:b/>
+          <w:bCs/>
+        </w:rPr>
+        <w:lastRenderedPageBreak/>
+        <w:t>Варіант 3</w:t>
+      </w:r>
+    </w:p>
+    <w:p>
+      <w:pPr>
+        <w:jc w:val="left"/>
+        <w:rPr>
+          <w:rStyle w:val="10"/>
+        </w:rPr>
+      </w:pPr>
+      <w:r>
+        <w:t>Умова:</w:t>
+      </w:r>
+      <w:r>
+        <w:rPr>
+          <w:rStyle w:val="10"/>
+        </w:rPr>
+        <w:t xml:space="preserve"> </w:t>
+      </w:r>
+    </w:p>
+    <w:p>
+      <w:pPr>
+        <w:jc w:val="left"/>
         <w:rPr>
           <w:rFonts w:ascii="TimesNewRomanPSMT" w:hAnsi="TimesNewRomanPSMT"/>
           <w:color w:val="000000"/>
           <w:szCs w:val="28"/>
         </w:rPr>
-        <w:t>0)</w:t>
-      </w:r>
-      <w:r>
-        <w:br/>
-        <w:t>Точка (x,</w:t>
-      </w:r>
-      <w:r>
-        <w:t xml:space="preserve"> </w:t>
-      </w:r>
-      <w:r>
-        <w:t>y) вибирається випадково з квадрата</w:t>
-      </w:r>
-      <w:r>
-        <w:br/>
-        <w:t>Потрібно знайти ймовірність події y</w:t>
-      </w:r>
-      <w:r>
-        <w:t xml:space="preserve"> </w:t>
-      </w:r>
-      <w:r>
-        <w:t>&lt;</w:t>
-      </w:r>
-      <w:r>
-        <w:t xml:space="preserve"> </w:t>
-      </w:r>
-      <w:r>
-        <w:t>2</w:t>
-      </w:r>
-      <w:r>
-        <w:t>х</w:t>
-      </w:r>
-    </w:p>
-    <w:p>
-      <w:pPr>
-        <w:jc w:val="left"/>
-      </w:pPr>
-      <w:r>
-        <w:t>Розв’язання:</w:t>
-      </w:r>
-    </w:p>
-    <w:p>
-      <w:pPr>
-        <w:jc w:val="left"/>
-      </w:pPr>
-      <w:r>
-        <w:t>Площа всього квадрата = 1</w:t>
-      </w:r>
-    </w:p>
-    <w:p>
-      <w:pPr>
-        <w:jc w:val="left"/>
-      </w:pPr>
-      <w:r>
-        <w:t>Пряма y</w:t>
-      </w:r>
-      <w:r>
-        <w:t xml:space="preserve"> </w:t>
-      </w:r>
-      <w:r>
-        <w:t>=</w:t>
-      </w:r>
-      <w:r>
-        <w:t xml:space="preserve"> </w:t>
-      </w:r>
-      <w:r>
-        <w:t>2x</w:t>
-      </w:r>
-      <w:r>
-        <w:t xml:space="preserve"> яка</w:t>
-      </w:r>
-      <w:r>
-        <w:rPr>
-          <w:i/>
-          <w:iCs/>
-        </w:rPr>
-        <w:t xml:space="preserve"> </w:t>
-      </w:r>
-      <w:r>
-        <w:t>перетинає верхній край квадрата y</w:t>
-      </w:r>
-      <w:r>
-        <w:t xml:space="preserve"> </w:t>
-      </w:r>
-      <w:r>
-        <w:t>=</w:t>
-      </w:r>
-      <w:r>
-        <w:t xml:space="preserve"> 1 в</w:t>
-      </w:r>
-      <w:r>
-        <w:t xml:space="preserve"> точці:</w:t>
-      </w:r>
-      <w:r>
-        <w:br/>
-        <w:t>1</w:t>
-      </w:r>
-      <w:r>
-        <w:t xml:space="preserve"> </w:t>
-      </w:r>
-      <w:r>
-        <w:t>=</w:t>
-      </w:r>
-      <w:r>
-        <w:t xml:space="preserve"> </w:t>
-      </w:r>
-      <w:r>
-        <w:t>2x</w:t>
-      </w:r>
-      <w:r>
-        <w:t xml:space="preserve"> Отже х = 0.5</w:t>
-      </w:r>
-    </w:p>
-    <w:p>
-      <w:pPr>
-        <w:jc w:val="left"/>
-      </w:pPr>
-      <w:r>
-        <w:t> У квадраті умова y</w:t>
-      </w:r>
-      <w:r>
-        <w:t xml:space="preserve"> </w:t>
-      </w:r>
-      <w:r>
-        <w:t>&lt;</w:t>
-      </w:r>
-      <w:r>
-        <w:t xml:space="preserve"> </w:t>
-      </w:r>
-      <w:r>
-        <w:t>2 означає:</w:t>
-      </w:r>
-    </w:p>
-    <w:p>
-      <w:pPr>
-        <w:jc w:val="left"/>
-      </w:pPr>
-      <w:r>
-        <w:t>Якщо x</w:t>
-      </w:r>
-      <w:r>
-        <w:t xml:space="preserve"> </w:t>
-      </w:r>
-      <w:r>
-        <w:t>≤</w:t>
-      </w:r>
-      <w:r>
-        <w:t xml:space="preserve"> </w:t>
-      </w:r>
-      <w:r>
-        <w:t>0.5: треба бути нижче прямої y=2x (тобто в трикутнику під нею)</w:t>
-      </w:r>
-    </w:p>
-    <w:p>
-      <w:pPr>
-        <w:jc w:val="left"/>
-      </w:pPr>
-      <w:r>
-        <w:t>Якщо x</w:t>
-      </w:r>
-      <w:r>
-        <w:t xml:space="preserve"> </w:t>
-      </w:r>
-      <w:r>
-        <w:t>&gt;</w:t>
-      </w:r>
-      <w:r>
-        <w:t xml:space="preserve"> </w:t>
-      </w:r>
-      <w:r>
-        <w:t>0.5: вся смужка задовольняє умову, бо максимальне y=1, а 2x&gt;1</w:t>
-      </w:r>
-    </w:p>
-    <w:p>
-      <w:pPr>
-        <w:jc w:val="left"/>
-      </w:pPr>
-      <w:r>
-        <w:t>Площа частини, де y</w:t>
-      </w:r>
-      <w:r>
-        <w:t xml:space="preserve"> </w:t>
-      </w:r>
-      <w:r>
-        <w:t>&lt;</w:t>
-      </w:r>
-      <w:r>
-        <w:t xml:space="preserve"> </w:t>
-      </w:r>
-      <w:r>
-        <w:t>2x:</w:t>
-      </w:r>
-    </w:p>
-    <w:p>
-      <w:pPr>
-        <w:jc w:val="left"/>
-      </w:pPr>
-      <w:r>
-        <w:t>Прямокутник x</w:t>
-      </w:r>
-      <w:r>
-        <w:t xml:space="preserve"> </w:t>
-      </w:r>
-      <w:r>
-        <w:rPr>
-          <w:rFonts w:ascii="Cambria Math" w:hAnsi="Cambria Math" w:cs="Cambria Math"/>
-        </w:rPr>
-        <w:t>∈</w:t>
-      </w:r>
-      <w:r>
-        <w:rPr>
-          <w:rFonts w:ascii="Cambria Math" w:hAnsi="Cambria Math" w:cs="Cambria Math"/>
-        </w:rPr>
-        <w:t xml:space="preserve"> </w:t>
-      </w:r>
-      <w:r>
-        <w:t>[0.5,</w:t>
-      </w:r>
-      <w:r>
-        <w:t xml:space="preserve"> </w:t>
-      </w:r>
-      <w:r>
-        <w:t>1]</w:t>
-      </w:r>
-      <w:r>
-        <w:t>,</w:t>
-      </w:r>
-      <w:r>
-        <w:t xml:space="preserve"> </w:t>
-      </w:r>
-      <w:r>
-        <w:t>y</w:t>
-      </w:r>
-      <w:r>
-        <w:t xml:space="preserve"> </w:t>
-      </w:r>
-      <w:r>
-        <w:rPr>
-          <w:rFonts w:ascii="Cambria Math" w:hAnsi="Cambria Math" w:cs="Cambria Math"/>
-        </w:rPr>
-        <w:t>∈</w:t>
-      </w:r>
-      <w:r>
-        <w:rPr>
-          <w:rFonts w:ascii="Cambria Math" w:hAnsi="Cambria Math" w:cs="Cambria Math"/>
-        </w:rPr>
-        <w:t xml:space="preserve"> </w:t>
-      </w:r>
-      <w:r>
-        <w:t>[0,</w:t>
-      </w:r>
-      <w:r>
-        <w:t xml:space="preserve"> </w:t>
-      </w:r>
-      <w:r>
-        <w:t>1]: площа = 0.5</w:t>
-      </w:r>
-      <w:r>
-        <w:t xml:space="preserve"> х </w:t>
-      </w:r>
-      <w:r>
-        <w:t>1=0.5.</w:t>
-      </w:r>
-    </w:p>
-    <w:p>
-      <w:pPr>
-        <w:jc w:val="left"/>
-      </w:pPr>
-      <w:r>
-        <w:t>Трикутник x</w:t>
-      </w:r>
-      <w:r>
-        <w:t xml:space="preserve"> </w:t>
-      </w:r>
-      <w:r>
-        <w:rPr>
-          <w:rFonts w:ascii="Cambria Math" w:hAnsi="Cambria Math" w:cs="Cambria Math"/>
-        </w:rPr>
-        <w:t>∈</w:t>
-      </w:r>
-      <w:r>
-        <w:rPr>
-          <w:rFonts w:ascii="Cambria Math" w:hAnsi="Cambria Math" w:cs="Cambria Math"/>
-        </w:rPr>
-        <w:t xml:space="preserve"> </w:t>
-      </w:r>
-      <w:r>
-        <w:t>[0,0.5], y</w:t>
-      </w:r>
-      <w:r>
-        <w:t xml:space="preserve"> </w:t>
-      </w:r>
-      <w:r>
-        <w:rPr>
-          <w:rFonts w:ascii="Cambria Math" w:hAnsi="Cambria Math" w:cs="Cambria Math"/>
-        </w:rPr>
-        <w:t>∈</w:t>
-      </w:r>
-      <w:r>
-        <w:rPr>
-          <w:rFonts w:ascii="Cambria Math" w:hAnsi="Cambria Math" w:cs="Cambria Math"/>
-        </w:rPr>
-        <w:t xml:space="preserve"> </w:t>
-      </w:r>
-      <w:r>
-        <w:t>[0,2x]:</w:t>
-      </w:r>
-      <w:r>
-        <w:t xml:space="preserve"> площа </w:t>
-      </w:r>
-      <w:r>
-        <w:t>= 12</w:t>
-      </w:r>
-      <w:r>
-        <w:t xml:space="preserve"> х </w:t>
-      </w:r>
-      <w:r>
-        <w:t>0.5</w:t>
-      </w:r>
-      <w:r>
-        <w:t xml:space="preserve"> х </w:t>
-      </w:r>
-      <w:r>
-        <w:t>1</w:t>
-      </w:r>
-      <w:r>
-        <w:t xml:space="preserve"> </w:t>
-      </w:r>
-      <w:r>
-        <w:t>=</w:t>
-      </w:r>
-      <w:r>
-        <w:t xml:space="preserve"> </w:t>
-      </w:r>
-      <w:r>
-        <w:t>0.25.</w:t>
-      </w:r>
-    </w:p>
-    <w:p>
-      <w:pPr>
-        <w:jc w:val="left"/>
-      </w:pPr>
-      <w:r>
-        <w:t>Разом: 0.5 + 0.25 = 0.75</w:t>
-      </w:r>
-    </w:p>
-    <w:p>
-      <w:pPr>
-        <w:jc w:val="left"/>
-        <w:rPr>
-          <w:lang w:val="en-GB"/>
-        </w:rPr>
-      </w:pPr>
-      <w:r>
-        <w:t>Ймовірність:</w:t>
-      </w:r>
-      <w:r>
-        <w:t xml:space="preserve"> 0.75</w:t>
-      </w:r>
-      <w:r>
-        <w:rPr>
-          <w:lang w:val="en-GB"/>
-        </w:rPr>
-        <w:t xml:space="preserve"> / 1 = 0.75</w:t>
-      </w:r>
-    </w:p>
-    <w:p>
-      <w:pPr>
-        <w:jc w:val="left"/>
-      </w:pPr>
-      <w:r>
-        <w:rPr>
-          <w:lang w:val="ru-RU"/>
-        </w:rPr>
-        <w:t>В</w:t>
-      </w:r>
-      <w:proofErr w:type="spellStart"/>
-      <w:r>
-        <w:t>ідповідь</w:t>
-      </w:r>
-      <w:proofErr w:type="spellEnd"/>
-      <w:r>
-        <w:t xml:space="preserve">: </w:t>
-      </w:r>
-      <w:r>
-        <w:rPr>
-          <w:lang w:val="ru-RU"/>
-        </w:rPr>
-        <w:t>0.75</w:t>
-      </w:r>
-    </w:p>
-    <w:p>
-      <w:pPr>
-        <w:jc w:val="left"/>
-        <w:rPr>
-          <w:b/>
-          <w:bCs/>
-        </w:rPr>
-      </w:pPr>
-      <w:r>
-        <w:rPr>
-          <w:b/>
-          <w:bCs/>
-        </w:rPr>
-        <w:t>Варіант 3</w:t>
-      </w:r>
-    </w:p>
-    <w:p>
-      <w:pPr>
-        <w:jc w:val="left"/>
-        <w:rPr>
-          <w:rStyle w:val="10"/>
-        </w:rPr>
-      </w:pPr>
-      <w:proofErr w:type="spellStart"/>
-      <w:r>
-        <w:rPr>
-          <w:lang w:val="ru-RU"/>
-        </w:rPr>
-        <w:t>Умова</w:t>
-      </w:r>
-      <w:proofErr w:type="spellEnd"/>
-      <w:r>
-        <w:rPr>
-          <w:lang w:val="ru-RU"/>
-        </w:rPr>
-        <w:t>:</w:t>
-      </w:r>
-      <w:r>
-        <w:rPr>
-          <w:rStyle w:val="10"/>
-        </w:rPr>
-        <w:t xml:space="preserve"> </w:t>
-      </w:r>
-    </w:p>
-    <w:p>
-      <w:pPr>
-        <w:jc w:val="left"/>
+      </w:pPr>
+      <w:r>
         <w:rPr>
           <w:rFonts w:ascii="TimesNewRomanPSMT" w:hAnsi="TimesNewRomanPSMT"/>
           <w:color w:val="000000"/>
           <w:szCs w:val="28"/>
         </w:rPr>
-      </w:pPr>
-      <w:r>
-        <w:rPr>
-          <w:rFonts w:ascii="TimesNewRomanPSMT" w:hAnsi="TimesNewRomanPSMT"/>
-          <w:color w:val="000000"/>
-          <w:szCs w:val="28"/>
-        </w:rPr>
         <w:t>Відстань від пункту А до Б автобус проходить за 2 хвилини, пішохід – за 15 хвилин. Інтервал руху автобусів складає 25 хвилин. Людина підходить у випадковий момент часу до пункту А та рухається у Б пішки. Знайти ймовірність того, що в дорозі її наздожене автобус</w:t>
       </w:r>
     </w:p>
@@ -1750,7 +1813,6 @@
         <w:jc w:val="left"/>
       </w:pPr>
       <w:r>
-        <w:lastRenderedPageBreak/>
         <w:t>Автобуси</w:t>
       </w:r>
       <w:r>
@@ -1783,27 +1845,11 @@
       <w:pPr>
         <w:jc w:val="left"/>
       </w:pPr>
-      <w:proofErr w:type="spellStart"/>
-      <w:r>
-        <w:rPr>
-          <w:lang w:val="ru-RU"/>
-        </w:rPr>
-        <w:t>Розв</w:t>
-      </w:r>
-      <w:proofErr w:type="spellEnd"/>
-      <w:r>
-        <w:rPr>
-          <w:lang w:val="en-US"/>
-        </w:rPr>
-        <w:t>`</w:t>
-      </w:r>
-      <w:proofErr w:type="spellStart"/>
-      <w:r>
-        <w:t>язання</w:t>
-      </w:r>
-      <w:proofErr w:type="spellEnd"/>
-      <w:r>
-        <w:t>:</w:t>
+      <w:r>
+        <w:t>Розв`</w:t>
+      </w:r>
+      <w:r>
+        <w:t>язання:</w:t>
       </w:r>
       <w:r>
         <w:br/>
@@ -1839,7 +1885,15 @@
         <w:jc w:val="left"/>
       </w:pPr>
       <w:r>
-        <w:t>Час прибуття автобуса в B: T</w:t>
+        <w:t>Час прибуття автобуса в B: </w:t>
+      </w:r>
+    </w:p>
+    <w:p>
+      <w:pPr>
+        <w:jc w:val="center"/>
+      </w:pPr>
+      <w:r>
+        <w:t>T</w:t>
       </w:r>
       <w:r>
         <w:t xml:space="preserve"> </w:t>
@@ -1859,12 +1913,20 @@
         <w:jc w:val="left"/>
       </w:pPr>
       <w:r>
-        <w:t>Час прибуття пішохода в B: 15</w:t>
-      </w:r>
-    </w:p>
-    <w:p>
-      <w:pPr>
-        <w:jc w:val="left"/>
+        <w:t>Час прибуття пішохода в B: </w:t>
+      </w:r>
+    </w:p>
+    <w:p>
+      <w:pPr>
+        <w:jc w:val="center"/>
+      </w:pPr>
+      <w:r>
+        <w:t>15</w:t>
+      </w:r>
+    </w:p>
+    <w:p>
+      <w:pPr>
+        <w:jc w:val="center"/>
       </w:pPr>
       <w:r>
         <w:t>T</w:t>
@@ -1949,27 +2011,38 @@
       </w:r>
       <w:r>
         <w:br/>
-        <w:t>Довжина цього проміжку = 13 хв.</w:t>
-      </w:r>
-      <w:r>
-        <w:br/>
-        <w:t>Інтервал руху = 25 хв.</w:t>
-      </w:r>
-    </w:p>
-    <w:p>
-      <w:pPr>
-        <w:jc w:val="left"/>
-        <w:rPr>
-          <w:lang w:val="en-GB"/>
-        </w:rPr>
+        <w:t xml:space="preserve">Довжина цього проміжку </w:t>
+      </w:r>
+    </w:p>
+    <w:p>
+      <w:pPr>
+        <w:jc w:val="center"/>
+      </w:pPr>
+      <w:r>
+        <w:t>13 хв.</w:t>
+      </w:r>
+    </w:p>
+    <w:p>
+      <w:r>
+        <w:t>Інтервал руху</w:t>
+      </w:r>
+    </w:p>
+    <w:p>
+      <w:pPr>
+        <w:jc w:val="center"/>
+      </w:pPr>
+      <w:r>
+        <w:t>25 хв.</w:t>
+      </w:r>
+    </w:p>
+    <w:p>
+      <w:pPr>
+        <w:jc w:val="center"/>
       </w:pPr>
       <w:r>
         <w:t xml:space="preserve">13 </w:t>
       </w:r>
       <w:r>
-        <w:rPr>
-          <w:lang w:val="en-GB"/>
-        </w:rPr>
         <w:t>/ 25 = 0.52</w:t>
       </w:r>
     </w:p>
@@ -1978,18 +2051,10 @@
         <w:jc w:val="left"/>
       </w:pPr>
       <w:r>
-        <w:rPr>
-          <w:lang w:val="ru-RU"/>
-        </w:rPr>
         <w:t>В</w:t>
       </w:r>
-      <w:proofErr w:type="spellStart"/>
-      <w:r>
-        <w:t>ідповідь</w:t>
-      </w:r>
-      <w:proofErr w:type="spellEnd"/>
-      <w:r>
-        <w:t>: 0.52</w:t>
+      <w:r>
+        <w:t>ідповідь: 0.52</w:t>
       </w:r>
     </w:p>
     <w:p>
@@ -2000,28 +2065,17 @@
           <w:bCs/>
         </w:rPr>
       </w:pPr>
-      <w:proofErr w:type="spellStart"/>
       <w:r>
         <w:rPr>
           <w:b/>
           <w:bCs/>
-          <w:lang w:val="ru-RU"/>
-        </w:rPr>
-        <w:t>Варіант</w:t>
-      </w:r>
-      <w:proofErr w:type="spellEnd"/>
+        </w:rPr>
+        <w:t xml:space="preserve">Варіант </w:t>
+      </w:r>
       <w:r>
         <w:rPr>
           <w:b/>
           <w:bCs/>
-          <w:lang w:val="ru-RU"/>
-        </w:rPr>
-        <w:t xml:space="preserve"> </w:t>
-      </w:r>
-      <w:r>
-        <w:rPr>
-          <w:b/>
-          <w:bCs/>
         </w:rPr>
         <w:t>4</w:t>
       </w:r>
@@ -2031,6 +2085,7 @@
         <w:jc w:val="left"/>
       </w:pPr>
       <w:r>
+        <w:lastRenderedPageBreak/>
         <w:t>Умова</w:t>
       </w:r>
       <w:r>
@@ -2184,35 +2239,76 @@
         <w:jc w:val="left"/>
       </w:pPr>
       <w:r>
-        <w:t>Позначимо AM=x, x</w:t>
-      </w:r>
-      <w:r>
-        <w:t xml:space="preserve"> </w:t>
+        <w:t>Позначимо </w:t>
+      </w:r>
+      <w:r>
+        <w:t xml:space="preserve">x </w:t>
       </w:r>
       <w:r>
         <w:rPr>
           <w:rFonts w:ascii="Cambria Math" w:hAnsi="Cambria Math" w:cs="Cambria Math"/>
         </w:rPr>
-        <w:t>∈</w:t>
-      </w:r>
-      <w:r>
-        <w:rPr>
-          <w:rFonts w:ascii="Cambria Math" w:hAnsi="Cambria Math" w:cs="Cambria Math"/>
-        </w:rPr>
-        <w:t xml:space="preserve"> </w:t>
-      </w:r>
-      <w:r>
-        <w:t>[0,</w:t>
-      </w:r>
-      <w:r>
-        <w:t xml:space="preserve"> </w:t>
-      </w:r>
-      <w:r>
-        <w:t>12].</w:t>
-      </w:r>
-      <w:r>
-        <w:br/>
-        <w:t>Площа квадрата: S=x</w:t>
+        <w:t xml:space="preserve">∈ </w:t>
+      </w:r>
+      <w:r>
+        <w:t>[0, 12]</w:t>
+      </w:r>
+    </w:p>
+    <w:p>
+      <w:pPr>
+        <w:jc w:val="center"/>
+      </w:pPr>
+      <w:r>
+        <w:t>AM</w:t>
+      </w:r>
+      <w:r>
+        <w:rPr>
+          <w:lang w:val="ru-RU"/>
+        </w:rPr>
+        <w:t xml:space="preserve"> </w:t>
+      </w:r>
+      <w:r>
+        <w:t>=</w:t>
+      </w:r>
+      <w:r>
+        <w:rPr>
+          <w:lang w:val="ru-RU"/>
+        </w:rPr>
+        <w:t xml:space="preserve"> </w:t>
+      </w:r>
+      <w:r>
+        <w:t>x</w:t>
+      </w:r>
+    </w:p>
+    <w:p>
+      <w:r>
+        <w:t>Площа квадрата:</w:t>
+      </w:r>
+    </w:p>
+    <w:p>
+      <w:pPr>
+        <w:jc w:val="center"/>
+      </w:pPr>
+      <w:r>
+        <w:t>S</w:t>
+      </w:r>
+      <w:r>
+        <w:rPr>
+          <w:lang w:val="ru-RU"/>
+        </w:rPr>
+        <w:t xml:space="preserve"> </w:t>
+      </w:r>
+      <w:r>
+        <w:t>=</w:t>
+      </w:r>
+      <w:r>
+        <w:rPr>
+          <w:lang w:val="ru-RU"/>
+        </w:rPr>
+        <w:t xml:space="preserve"> </w:t>
+      </w:r>
+      <w:r>
+        <w:t>x</w:t>
       </w:r>
       <w:r>
         <w:rPr>
@@ -2220,22 +2316,18 @@
         </w:rPr>
         <w:t>2</w:t>
       </w:r>
-      <w:r>
-        <w:t>.</w:t>
-      </w:r>
-    </w:p>
-    <w:p>
-      <w:pPr>
-        <w:jc w:val="left"/>
-      </w:pPr>
-      <w:r>
-        <w:lastRenderedPageBreak/>
+    </w:p>
+    <w:p>
+      <w:pPr>
+        <w:jc w:val="left"/>
+      </w:pPr>
+      <w:r>
         <w:t>Умова задачі:</w:t>
       </w:r>
     </w:p>
     <w:p>
       <w:pPr>
-        <w:jc w:val="left"/>
+        <w:jc w:val="center"/>
       </w:pPr>
       <w:r>
         <w:t>36</w:t>
@@ -2284,7 +2376,7 @@
     </w:p>
     <w:p>
       <w:pPr>
-        <w:jc w:val="left"/>
+        <w:jc w:val="center"/>
       </w:pPr>
       <w:r>
         <w:t>36</w:t>
@@ -2328,27 +2420,21 @@
         <w:jc w:val="left"/>
       </w:pPr>
       <w:r>
-        <w:t>Оскільки x</w:t>
-      </w:r>
-      <w:r>
-        <w:t xml:space="preserve"> </w:t>
-      </w:r>
-      <w:r>
-        <w:t>≥</w:t>
-      </w:r>
-      <w:r>
-        <w:t xml:space="preserve"> </w:t>
-      </w:r>
-      <w:r>
-        <w:t>0, розв’язуємо:</w:t>
-      </w:r>
-    </w:p>
-    <w:p>
-      <w:pPr>
-        <w:jc w:val="left"/>
-      </w:pPr>
-      <w:r>
-        <w:t>6</w:t>
+        <w:t>Оскільки x ≥ 0, розв’язуємо:</w:t>
+      </w:r>
+    </w:p>
+    <w:p>
+      <w:pPr>
+        <w:jc w:val="center"/>
+      </w:pPr>
+      <w:r>
+        <w:t>6 &lt;</w:t>
+      </w:r>
+      <w:r>
+        <w:t xml:space="preserve"> </w:t>
+      </w:r>
+      <w:r>
+        <w:t>x</w:t>
       </w:r>
       <w:r>
         <w:t xml:space="preserve"> </w:t>
@@ -2357,27 +2443,6 @@
         <w:t>&lt;</w:t>
       </w:r>
       <w:r>
-        <w:rPr>
-          <w:lang w:val="ru-RU"/>
-        </w:rPr>
-        <w:t xml:space="preserve"> </w:t>
-      </w:r>
-      <w:r>
-        <w:t>x</w:t>
-      </w:r>
-      <w:r>
-        <w:rPr>
-          <w:lang w:val="ru-RU"/>
-        </w:rPr>
-        <w:t xml:space="preserve"> </w:t>
-      </w:r>
-      <w:r>
-        <w:t>&lt;</w:t>
-      </w:r>
-      <w:r>
-        <w:rPr>
-          <w:lang w:val="ru-RU"/>
-        </w:rPr>
         <w:t xml:space="preserve"> </w:t>
       </w:r>
       <w:r>
@@ -2447,7 +2512,7 @@
     </w:p>
     <w:p>
       <w:pPr>
-        <w:jc w:val="left"/>
+        <w:jc w:val="center"/>
         <w:rPr>
           <w:lang w:val="ru-RU"/>
         </w:rPr>
@@ -2535,7 +2600,16 @@
           <w:color w:val="000000"/>
           <w:szCs w:val="28"/>
         </w:rPr>
-        <w:t>(Задача про зустріч). Дві людини домовилися зустрітись у певному місці між 12 та 13 годинами, при чому кожна людина, яка прийшла, чекає іншу протягом 20 хвилин, після чого йде. Знайти ймовірність зустрічі цих людей, якщо кожна людина приходить на зустріч у випадковий момент часу, що не узгоджений з моментом приходу іншої людини.</w:t>
+        <w:t xml:space="preserve">(Задача про зустріч). Дві людини домовилися зустрітись у певному місці між 12 та 13 годинами, при чому кожна людина, яка прийшла, чекає іншу протягом 20 </w:t>
+      </w:r>
+      <w:r>
+        <w:rPr>
+          <w:rFonts w:ascii="TimesNewRomanPSMT" w:hAnsi="TimesNewRomanPSMT"/>
+          <w:color w:val="000000"/>
+          <w:szCs w:val="28"/>
+        </w:rPr>
+        <w:lastRenderedPageBreak/>
+        <w:t>хвилин, після чого йде. Знайти ймовірність зустрічі цих людей, якщо кожна людина приходить на зустріч у випадковий момент часу, що не узгоджений з моментом приходу іншої людини.</w:t>
       </w:r>
     </w:p>
     <w:p>
@@ -2648,7 +2722,7 @@
     </w:p>
     <w:p>
       <w:pPr>
-        <w:jc w:val="left"/>
+        <w:jc w:val="center"/>
       </w:pPr>
       <w:r>
         <w:rPr>
@@ -2716,7 +2790,6 @@
         <w:jc w:val="left"/>
       </w:pPr>
       <w:r>
-        <w:lastRenderedPageBreak/>
         <w:t>Й</w:t>
       </w:r>
       <w:r>
@@ -2726,17 +2799,14 @@
         <w:br/>
       </w:r>
       <w:r>
-        <w:t>Усі можливі пари (</w:t>
-      </w:r>
-      <w:proofErr w:type="spellStart"/>
-      <w:r>
-        <w:t>x,y</w:t>
-      </w:r>
-      <w:proofErr w:type="spellEnd"/>
-      <w:r>
-        <w:t>)(</w:t>
-      </w:r>
-      <w:proofErr w:type="spellStart"/>
+        <w:t>Усі можливі пари (x,</w:t>
+      </w:r>
+      <w:r>
+        <w:t xml:space="preserve"> </w:t>
+      </w:r>
+      <w:r>
+        <w:t>y)(</w:t>
+      </w:r>
       <w:r>
         <w:rPr>
           <w:i/>
@@ -2748,475 +2818,439 @@
         <w:t>,</w:t>
       </w:r>
       <w:r>
+        <w:t xml:space="preserve"> </w:t>
+      </w:r>
+      <w:r>
         <w:rPr>
           <w:i/>
           <w:iCs/>
         </w:rPr>
         <w:t>y</w:t>
       </w:r>
+      <w:r>
+        <w:t>) часу приходу — це квадрат зі стороною 1 (оскільки година = 1).</w:t>
+      </w:r>
+      <w:r>
+        <w:br/>
+        <w:t xml:space="preserve">Площа всього квадрата </w:t>
+      </w:r>
+    </w:p>
+    <w:p>
+      <w:pPr>
+        <w:jc w:val="center"/>
+      </w:pPr>
+      <w:r>
+        <w:t>1</w:t>
+      </w:r>
+    </w:p>
+    <w:p>
+      <w:r>
+        <w:t>Умова зустрічі: </w:t>
+      </w:r>
+    </w:p>
+    <w:p>
+      <w:pPr>
+        <w:jc w:val="center"/>
+      </w:pPr>
+      <w:r>
+        <w:rPr>
+          <w:rFonts w:ascii="Cambria Math" w:hAnsi="Cambria Math" w:cs="Cambria Math"/>
+        </w:rPr>
+        <w:t>∣</w:t>
+      </w:r>
+      <w:r>
+        <w:t>x</w:t>
+      </w:r>
+      <w:r>
+        <w:t xml:space="preserve"> </w:t>
+      </w:r>
+      <w:r>
+        <w:rPr>
+          <w:rFonts w:cs="Times New Roman"/>
+        </w:rPr>
+        <w:t>−</w:t>
+      </w:r>
+      <w:r>
+        <w:rPr>
+          <w:rFonts w:cs="Times New Roman"/>
+        </w:rPr>
+        <w:t xml:space="preserve"> </w:t>
+      </w:r>
+      <w:r>
+        <w:t>y</w:t>
+      </w:r>
+      <w:r>
+        <w:rPr>
+          <w:rFonts w:ascii="Cambria Math" w:hAnsi="Cambria Math" w:cs="Cambria Math"/>
+        </w:rPr>
+        <w:t>∣</w:t>
+      </w:r>
+      <w:r>
+        <w:rPr>
+          <w:rFonts w:ascii="Cambria Math" w:hAnsi="Cambria Math" w:cs="Cambria Math"/>
+        </w:rPr>
+        <w:t xml:space="preserve"> </w:t>
+      </w:r>
+      <w:r>
+        <w:rPr>
+          <w:rFonts w:cs="Times New Roman"/>
+        </w:rPr>
+        <w:t>≤</w:t>
+      </w:r>
+      <w:r>
+        <w:rPr>
+          <w:rFonts w:cs="Times New Roman"/>
+        </w:rPr>
+        <w:t xml:space="preserve"> </w:t>
+      </w:r>
+      <w:r>
+        <w:t>1</w:t>
+      </w:r>
+      <w:r>
+        <w:t xml:space="preserve"> / </w:t>
+      </w:r>
+      <w:r>
+        <w:t>3​</w:t>
+      </w:r>
+    </w:p>
+    <w:p>
+      <w:pPr>
+        <w:jc w:val="left"/>
+      </w:pPr>
+      <w:r>
+        <w:t>Це смуга між двома прямими:</w:t>
+      </w:r>
+    </w:p>
+    <w:p>
+      <w:pPr>
+        <w:jc w:val="center"/>
+      </w:pPr>
+      <w:r>
+        <w:t>y</w:t>
+      </w:r>
+      <w:r>
+        <w:t xml:space="preserve"> </w:t>
+      </w:r>
+      <w:r>
+        <w:t>=</w:t>
+      </w:r>
+      <w:r>
+        <w:t xml:space="preserve"> </w:t>
+      </w:r>
+      <w:r>
+        <w:t>x</w:t>
+      </w:r>
+      <w:r>
+        <w:t xml:space="preserve"> </w:t>
+      </w:r>
+      <w:r>
+        <w:t>+</w:t>
+      </w:r>
+      <w:r>
+        <w:t xml:space="preserve"> </w:t>
+      </w:r>
+      <w:r>
+        <w:t>1 / 3 та y</w:t>
+      </w:r>
+      <w:r>
+        <w:t xml:space="preserve"> </w:t>
+      </w:r>
+      <w:r>
+        <w:t>=</w:t>
+      </w:r>
+      <w:r>
+        <w:t xml:space="preserve"> </w:t>
+      </w:r>
+      <w:r>
+        <w:t>x</w:t>
+      </w:r>
+      <w:r>
+        <w:t xml:space="preserve"> </w:t>
+      </w:r>
+      <w:r>
+        <w:t>–</w:t>
+      </w:r>
+      <w:r>
+        <w:t xml:space="preserve"> </w:t>
+      </w:r>
+      <w:r>
+        <w:t>1</w:t>
+      </w:r>
+      <w:r>
+        <w:t xml:space="preserve"> / </w:t>
+      </w:r>
+      <w:r>
+        <w:t>3</w:t>
+      </w:r>
+    </w:p>
+    <w:p>
+      <w:pPr>
+        <w:jc w:val="left"/>
+      </w:pPr>
+      <w:r>
+        <w:t>Площа сприятливої області</w:t>
+      </w:r>
+      <w:r>
+        <w:br/>
+        <w:t>Площа всієї смуги = площа квадрата мінус площі двох однакових трикутників по краях</w:t>
+      </w:r>
+    </w:p>
+    <w:p>
+      <w:pPr>
+        <w:jc w:val="center"/>
+      </w:pPr>
+      <w:r>
+        <w:rPr>
+          <w:rFonts w:ascii="Cambria Math" w:hAnsi="Cambria Math" w:cs="Cambria Math"/>
+        </w:rPr>
+        <w:t>∣</w:t>
+      </w:r>
+      <w:r>
+        <w:t xml:space="preserve">x </w:t>
+      </w:r>
+      <w:r>
+        <w:rPr>
+          <w:rFonts w:cs="Times New Roman"/>
+        </w:rPr>
+        <w:t xml:space="preserve">− </w:t>
+      </w:r>
+      <w:r>
+        <w:t>y</w:t>
+      </w:r>
+      <w:r>
+        <w:rPr>
+          <w:rFonts w:ascii="Cambria Math" w:hAnsi="Cambria Math" w:cs="Cambria Math"/>
+        </w:rPr>
+        <w:t xml:space="preserve">∣ </w:t>
+      </w:r>
+      <w:r>
+        <w:t>&gt; 1 / 3</w:t>
+      </w:r>
+    </w:p>
+    <w:p>
+      <w:pPr>
+        <w:jc w:val="left"/>
+      </w:pPr>
+      <w:r>
+        <w:t>Кожен трикутник має катети довжиною</w:t>
+      </w:r>
+    </w:p>
+    <w:p>
+      <w:pPr>
+        <w:jc w:val="center"/>
+      </w:pPr>
+      <w:r>
+        <w:t>1</w:t>
+      </w:r>
+      <w:r>
+        <w:rPr>
+          <w:lang w:val="ru-RU"/>
+        </w:rPr>
+        <w:t xml:space="preserve"> </w:t>
+      </w:r>
+      <w:r>
+        <w:t>–</w:t>
+      </w:r>
+      <w:r>
+        <w:rPr>
+          <w:lang w:val="ru-RU"/>
+        </w:rPr>
+        <w:t xml:space="preserve"> </w:t>
+      </w:r>
+      <w:r>
+        <w:t>1</w:t>
+      </w:r>
+      <w:r>
+        <w:rPr>
+          <w:lang w:val="ru-RU"/>
+        </w:rPr>
+        <w:t xml:space="preserve"> / </w:t>
+      </w:r>
+      <w:r>
+        <w:t>3</w:t>
+      </w:r>
+      <w:r>
+        <w:rPr>
+          <w:lang w:val="ru-RU"/>
+        </w:rPr>
+        <w:t xml:space="preserve"> </w:t>
+      </w:r>
+      <w:r>
+        <w:t>=2</w:t>
+      </w:r>
+      <w:r>
+        <w:rPr>
+          <w:lang w:val="ru-RU"/>
+        </w:rPr>
+        <w:t xml:space="preserve"> / </w:t>
+      </w:r>
+      <w:r>
+        <w:t>3</w:t>
+      </w:r>
+    </w:p>
+    <w:p>
+      <w:pPr>
+        <w:jc w:val="left"/>
+        <w:rPr>
+          <w:lang w:val="ru-RU"/>
+        </w:rPr>
+      </w:pPr>
+      <w:proofErr w:type="spellStart"/>
+      <w:r>
+        <w:rPr>
+          <w:lang w:val="ru-RU"/>
+        </w:rPr>
+        <w:t>Площа</w:t>
+      </w:r>
       <w:proofErr w:type="spellEnd"/>
       <w:r>
-        <w:t>) часу приходу — це квадрат зі стороною 1 (оскільки година = 1).</w:t>
-      </w:r>
-      <w:r>
-        <w:br/>
-        <w:t>Площа всього квадрата = 1</w:t>
-      </w:r>
-      <w:r>
-        <w:br/>
-      </w:r>
-      <w:r>
-        <w:t>Умова зустрічі: </w:t>
+        <w:rPr>
+          <w:lang w:val="ru-RU"/>
+        </w:rPr>
+        <w:t xml:space="preserve"> одного </w:t>
+      </w:r>
+      <w:proofErr w:type="spellStart"/>
+      <w:r>
+        <w:rPr>
+          <w:lang w:val="ru-RU"/>
+        </w:rPr>
+        <w:t>трикутника</w:t>
+      </w:r>
+      <w:proofErr w:type="spellEnd"/>
+      <w:r>
+        <w:rPr>
+          <w:lang w:val="ru-RU"/>
+        </w:rPr>
+        <w:t>:</w:t>
+      </w:r>
+    </w:p>
+    <w:p>
+      <w:pPr>
+        <w:jc w:val="center"/>
+        <w:rPr>
+          <w:lang w:val="ru-RU"/>
+        </w:rPr>
+      </w:pPr>
+      <w:r>
+        <w:rPr>
+          <w:lang w:val="ru-RU"/>
+        </w:rPr>
+        <w:t xml:space="preserve">(1 / 2) </w:t>
       </w:r>
       <w:r>
         <w:rPr>
           <w:rFonts w:ascii="Cambria Math" w:hAnsi="Cambria Math" w:cs="Cambria Math"/>
         </w:rPr>
-        <w:t>∣</w:t>
-      </w:r>
-      <w:r>
-        <w:t>x</w:t>
-      </w:r>
-      <w:r>
-        <w:t xml:space="preserve"> </w:t>
-      </w:r>
-      <w:r>
-        <w:rPr>
-          <w:rFonts w:cs="Times New Roman"/>
-        </w:rPr>
-        <w:t>−</w:t>
-      </w:r>
-      <w:r>
-        <w:rPr>
-          <w:rFonts w:cs="Times New Roman"/>
-        </w:rPr>
-        <w:t xml:space="preserve"> </w:t>
-      </w:r>
-      <w:r>
-        <w:t>y</w:t>
+        <w:t>⋅</w:t>
+      </w:r>
+      <w:r>
+        <w:rPr>
+          <w:lang w:val="ru-RU"/>
+        </w:rPr>
+        <w:t xml:space="preserve"> (2 / 3) </w:t>
       </w:r>
       <w:r>
         <w:rPr>
           <w:rFonts w:ascii="Cambria Math" w:hAnsi="Cambria Math" w:cs="Cambria Math"/>
         </w:rPr>
-        <w:t>∣</w:t>
-      </w:r>
-      <w:r>
-        <w:rPr>
-          <w:rFonts w:ascii="Cambria Math" w:hAnsi="Cambria Math" w:cs="Cambria Math"/>
-        </w:rPr>
-        <w:t xml:space="preserve"> </w:t>
-      </w:r>
-      <w:r>
-        <w:rPr>
-          <w:rFonts w:cs="Times New Roman"/>
-        </w:rPr>
-        <w:t>≤</w:t>
-      </w:r>
-      <w:r>
-        <w:rPr>
-          <w:rFonts w:cs="Times New Roman"/>
-        </w:rPr>
-        <w:t xml:space="preserve"> </w:t>
-      </w:r>
-      <w:r>
-        <w:t>1</w:t>
-      </w:r>
-      <w:r>
+        <w:t>⋅</w:t>
+      </w:r>
+      <w:r>
+        <w:rPr>
+          <w:lang w:val="ru-RU"/>
+        </w:rPr>
+        <w:t xml:space="preserve"> (2 / 3) = 2 / 9</w:t>
+      </w:r>
+    </w:p>
+    <w:p>
+      <w:pPr>
+        <w:jc w:val="left"/>
+      </w:pPr>
+      <w:r>
+        <w:lastRenderedPageBreak/>
+        <w:t>​Площа двох трикутників:</w:t>
+      </w:r>
+    </w:p>
+    <w:p>
+      <w:pPr>
+        <w:jc w:val="center"/>
+      </w:pPr>
+      <w:r>
+        <w:t>4</w:t>
+      </w:r>
+      <w:r>
+        <w:rPr>
+          <w:lang w:val="ru-RU"/>
+        </w:rPr>
         <w:t xml:space="preserve"> / </w:t>
       </w:r>
       <w:r>
-        <w:t>3​</w:t>
-      </w:r>
-    </w:p>
-    <w:p>
-      <w:pPr>
-        <w:jc w:val="left"/>
-      </w:pPr>
-      <w:r>
-        <w:t>Це смуга між двома прямими: y</w:t>
-      </w:r>
-      <w:r>
-        <w:t xml:space="preserve"> </w:t>
-      </w:r>
-      <w:r>
-        <w:t>=</w:t>
-      </w:r>
-      <w:r>
-        <w:t xml:space="preserve"> </w:t>
-      </w:r>
-      <w:r>
-        <w:t>x</w:t>
-      </w:r>
-      <w:r>
-        <w:t xml:space="preserve"> </w:t>
-      </w:r>
-      <w:r>
-        <w:t>+</w:t>
-      </w:r>
-      <w:r>
-        <w:t xml:space="preserve"> </w:t>
-      </w:r>
-      <w:r>
-        <w:t>1</w:t>
-      </w:r>
-      <w:r>
+        <w:t>9</w:t>
+      </w:r>
+    </w:p>
+    <w:p>
+      <w:pPr>
+        <w:jc w:val="left"/>
+        <w:rPr>
+          <w:lang w:val="ru-RU"/>
+        </w:rPr>
+      </w:pPr>
+      <w:proofErr w:type="spellStart"/>
+      <w:r>
+        <w:rPr>
+          <w:lang w:val="ru-RU"/>
+        </w:rPr>
+        <w:t>Площа</w:t>
+      </w:r>
+      <w:proofErr w:type="spellEnd"/>
+      <w:r>
+        <w:rPr>
+          <w:lang w:val="ru-RU"/>
+        </w:rPr>
+        <w:t xml:space="preserve"> </w:t>
+      </w:r>
+      <w:proofErr w:type="spellStart"/>
+      <w:r>
+        <w:rPr>
+          <w:lang w:val="ru-RU"/>
+        </w:rPr>
+        <w:t>смуги</w:t>
+      </w:r>
+      <w:proofErr w:type="spellEnd"/>
+      <w:r>
+        <w:rPr>
+          <w:lang w:val="ru-RU"/>
+        </w:rPr>
+        <w:t xml:space="preserve">: </w:t>
+      </w:r>
+    </w:p>
+    <w:p>
+      <w:pPr>
+        <w:jc w:val="center"/>
+      </w:pPr>
+      <w:r>
+        <w:rPr>
+          <w:lang w:val="ru-RU"/>
+        </w:rPr>
+        <w:t xml:space="preserve">1 - </w:t>
+      </w:r>
+      <w:r>
+        <w:t>4</w:t>
+      </w:r>
+      <w:r>
+        <w:rPr>
+          <w:lang w:val="ru-RU"/>
+        </w:rPr>
         <w:t xml:space="preserve"> / </w:t>
       </w:r>
       <w:r>
-        <w:t>3</w:t>
-      </w:r>
-      <w:r>
-        <w:t xml:space="preserve"> </w:t>
-      </w:r>
-      <w:r>
-        <w:t>та y</w:t>
+        <w:t>9</w:t>
       </w:r>
       <w:r>
         <w:rPr>
           <w:lang w:val="ru-RU"/>
         </w:rPr>
-        <w:t xml:space="preserve"> </w:t>
-      </w:r>
-      <w:r>
-        <w:t>=</w:t>
-      </w:r>
-      <w:r>
-        <w:rPr>
-          <w:lang w:val="ru-RU"/>
-        </w:rPr>
-        <w:t xml:space="preserve"> </w:t>
-      </w:r>
-      <w:r>
-        <w:t>x</w:t>
-      </w:r>
-      <w:r>
-        <w:rPr>
-          <w:lang w:val="ru-RU"/>
-        </w:rPr>
-        <w:t xml:space="preserve"> </w:t>
-      </w:r>
-      <w:r>
-        <w:t>–</w:t>
-      </w:r>
-      <w:r>
-        <w:rPr>
-          <w:lang w:val="ru-RU"/>
-        </w:rPr>
-        <w:t xml:space="preserve"> </w:t>
-      </w:r>
-      <w:r>
-        <w:t>1</w:t>
-      </w:r>
-      <w:r>
-        <w:rPr>
-          <w:lang w:val="ru-RU"/>
-        </w:rPr>
-        <w:t xml:space="preserve"> / </w:t>
-      </w:r>
-      <w:r>
-        <w:t>3</w:t>
-      </w:r>
-    </w:p>
-    <w:p>
-      <w:pPr>
-        <w:jc w:val="left"/>
-      </w:pPr>
-      <w:r>
-        <w:t>Площа сприятливої області</w:t>
-      </w:r>
-      <w:r>
-        <w:br/>
-        <w:t>Площа всієї смуги = площа квадрата мінус площі двох однакових трикутників по краях, де </w:t>
-      </w:r>
-      <w:r>
-        <w:rPr>
-          <w:rFonts w:ascii="Cambria Math" w:hAnsi="Cambria Math" w:cs="Cambria Math"/>
-        </w:rPr>
-        <w:t>∣</w:t>
-      </w:r>
-      <w:r>
-        <w:t>x</w:t>
-      </w:r>
-      <w:r>
-        <w:t xml:space="preserve"> </w:t>
-      </w:r>
-      <w:r>
-        <w:rPr>
-          <w:rFonts w:cs="Times New Roman"/>
-        </w:rPr>
-        <w:t>−</w:t>
-      </w:r>
-      <w:r>
-        <w:rPr>
-          <w:rFonts w:cs="Times New Roman"/>
-        </w:rPr>
-        <w:t xml:space="preserve"> </w:t>
-      </w:r>
-      <w:r>
-        <w:t>y</w:t>
-      </w:r>
-      <w:r>
-        <w:rPr>
-          <w:rFonts w:ascii="Cambria Math" w:hAnsi="Cambria Math" w:cs="Cambria Math"/>
-        </w:rPr>
-        <w:t>∣</w:t>
-      </w:r>
-      <w:r>
-        <w:rPr>
-          <w:rFonts w:ascii="Cambria Math" w:hAnsi="Cambria Math" w:cs="Cambria Math"/>
-        </w:rPr>
-        <w:t xml:space="preserve"> </w:t>
-      </w:r>
-      <w:r>
-        <w:t>&gt;</w:t>
-      </w:r>
-      <w:r>
-        <w:t xml:space="preserve"> </w:t>
-      </w:r>
-      <w:r>
-        <w:t>1</w:t>
-      </w:r>
-      <w:r>
-        <w:t xml:space="preserve"> / </w:t>
-      </w:r>
-      <w:r>
-        <w:t>3</w:t>
-      </w:r>
-    </w:p>
-    <w:p>
-      <w:pPr>
-        <w:jc w:val="left"/>
-      </w:pPr>
-      <w:r>
-        <w:t>Кожен трикутник має катети довжиною 1</w:t>
-      </w:r>
-      <w:r>
-        <w:rPr>
-          <w:lang w:val="ru-RU"/>
-        </w:rPr>
-        <w:t xml:space="preserve"> </w:t>
-      </w:r>
-      <w:r>
-        <w:t>–</w:t>
-      </w:r>
-      <w:r>
-        <w:rPr>
-          <w:lang w:val="ru-RU"/>
-        </w:rPr>
-        <w:t xml:space="preserve"> </w:t>
-      </w:r>
-      <w:r>
-        <w:t>1</w:t>
-      </w:r>
-      <w:r>
-        <w:rPr>
-          <w:lang w:val="ru-RU"/>
-        </w:rPr>
-        <w:t xml:space="preserve"> / </w:t>
-      </w:r>
-      <w:r>
-        <w:t>3</w:t>
-      </w:r>
-      <w:r>
-        <w:rPr>
-          <w:lang w:val="ru-RU"/>
-        </w:rPr>
-        <w:t xml:space="preserve"> </w:t>
-      </w:r>
-      <w:r>
-        <w:t>=2</w:t>
-      </w:r>
-      <w:r>
-        <w:rPr>
-          <w:lang w:val="ru-RU"/>
-        </w:rPr>
-        <w:t xml:space="preserve"> / </w:t>
-      </w:r>
-      <w:r>
-        <w:t>3</w:t>
-      </w:r>
-    </w:p>
-    <w:p>
-      <w:pPr>
-        <w:jc w:val="left"/>
-        <w:rPr>
-          <w:lang w:val="ru-RU"/>
-        </w:rPr>
-      </w:pPr>
-      <w:proofErr w:type="spellStart"/>
-      <w:r>
-        <w:rPr>
-          <w:lang w:val="ru-RU"/>
-        </w:rPr>
-        <w:t>Площа</w:t>
-      </w:r>
-      <w:proofErr w:type="spellEnd"/>
-      <w:r>
-        <w:rPr>
-          <w:lang w:val="ru-RU"/>
-        </w:rPr>
-        <w:t xml:space="preserve"> одного </w:t>
-      </w:r>
-      <w:proofErr w:type="spellStart"/>
-      <w:r>
-        <w:rPr>
-          <w:lang w:val="ru-RU"/>
-        </w:rPr>
-        <w:t>трикутника</w:t>
-      </w:r>
-      <w:proofErr w:type="spellEnd"/>
-      <w:r>
-        <w:rPr>
-          <w:lang w:val="ru-RU"/>
-        </w:rPr>
-        <w:t xml:space="preserve">: (1 / 2) х </w:t>
-      </w:r>
-      <w:r>
-        <w:rPr>
-          <w:lang w:val="ru-RU"/>
-        </w:rPr>
-        <w:t>(</w:t>
-      </w:r>
-      <w:r>
-        <w:rPr>
-          <w:lang w:val="ru-RU"/>
-        </w:rPr>
-        <w:t>2</w:t>
-      </w:r>
-      <w:r>
-        <w:rPr>
-          <w:lang w:val="ru-RU"/>
-        </w:rPr>
-        <w:t xml:space="preserve"> / </w:t>
-      </w:r>
-      <w:r>
-        <w:rPr>
-          <w:lang w:val="ru-RU"/>
-        </w:rPr>
-        <w:t>3</w:t>
-      </w:r>
-      <w:r>
-        <w:rPr>
-          <w:lang w:val="ru-RU"/>
-        </w:rPr>
-        <w:t>)</w:t>
-      </w:r>
-      <w:r>
-        <w:rPr>
-          <w:lang w:val="ru-RU"/>
-        </w:rPr>
-        <w:t xml:space="preserve"> х </w:t>
-      </w:r>
-      <w:r>
-        <w:rPr>
-          <w:lang w:val="ru-RU"/>
-        </w:rPr>
-        <w:t>(</w:t>
-      </w:r>
-      <w:r>
-        <w:rPr>
-          <w:lang w:val="ru-RU"/>
-        </w:rPr>
-        <w:t>2</w:t>
-      </w:r>
-      <w:r>
-        <w:rPr>
-          <w:lang w:val="ru-RU"/>
-        </w:rPr>
-        <w:t xml:space="preserve"> / </w:t>
-      </w:r>
-      <w:r>
-        <w:rPr>
-          <w:lang w:val="ru-RU"/>
-        </w:rPr>
-        <w:t>3</w:t>
-      </w:r>
-      <w:r>
-        <w:rPr>
-          <w:lang w:val="ru-RU"/>
-        </w:rPr>
-        <w:t>)</w:t>
-      </w:r>
-      <w:r>
-        <w:rPr>
-          <w:lang w:val="ru-RU"/>
-        </w:rPr>
-        <w:t xml:space="preserve"> = 2 / 9</w:t>
-      </w:r>
-    </w:p>
-    <w:p>
-      <w:pPr>
-        <w:jc w:val="left"/>
-      </w:pPr>
-      <w:r>
-        <w:t>​Площа двох трикутників: 4</w:t>
-      </w:r>
-      <w:r>
-        <w:rPr>
-          <w:lang w:val="ru-RU"/>
-        </w:rPr>
-        <w:t xml:space="preserve"> / </w:t>
-      </w:r>
-      <w:r>
-        <w:t>9</w:t>
-      </w:r>
-    </w:p>
-    <w:p>
-      <w:pPr>
-        <w:jc w:val="left"/>
-      </w:pPr>
-      <w:proofErr w:type="spellStart"/>
-      <w:r>
-        <w:rPr>
-          <w:lang w:val="ru-RU"/>
-        </w:rPr>
-        <w:t>Площа</w:t>
-      </w:r>
-      <w:proofErr w:type="spellEnd"/>
-      <w:r>
-        <w:rPr>
-          <w:lang w:val="ru-RU"/>
-        </w:rPr>
-        <w:t xml:space="preserve"> </w:t>
-      </w:r>
-      <w:proofErr w:type="spellStart"/>
-      <w:r>
-        <w:rPr>
-          <w:lang w:val="ru-RU"/>
-        </w:rPr>
-        <w:t>смуги</w:t>
-      </w:r>
-      <w:proofErr w:type="spellEnd"/>
-      <w:r>
-        <w:rPr>
-          <w:lang w:val="ru-RU"/>
-        </w:rPr>
-        <w:t xml:space="preserve">: 1 - </w:t>
-      </w:r>
-      <w:r>
-        <w:t>4</w:t>
-      </w:r>
-      <w:r>
-        <w:rPr>
-          <w:lang w:val="ru-RU"/>
-        </w:rPr>
-        <w:t xml:space="preserve"> / </w:t>
-      </w:r>
-      <w:r>
-        <w:t>9</w:t>
-      </w:r>
-      <w:r>
-        <w:rPr>
-          <w:lang w:val="ru-RU"/>
-        </w:rPr>
-        <w:t xml:space="preserve"> = 5</w:t>
-      </w:r>
-      <w:r>
-        <w:rPr>
-          <w:lang w:val="ru-RU"/>
-        </w:rPr>
-        <w:t xml:space="preserve"> / </w:t>
+        <w:t xml:space="preserve"> = 5 / </w:t>
       </w:r>
       <w:r>
         <w:t>9</w:t>
@@ -3335,7 +3369,7 @@
     </w:p>
     <w:p>
       <w:pPr>
-        <w:jc w:val="left"/>
+        <w:jc w:val="center"/>
         <w:rPr>
           <w:color w:val="000000" w:themeColor="text1"/>
         </w:rPr>
@@ -3349,7 +3383,7 @@
     </w:p>
     <w:p>
       <w:pPr>
-        <w:jc w:val="left"/>
+        <w:jc w:val="center"/>
         <w:rPr>
           <w:color w:val="000000" w:themeColor="text1"/>
         </w:rPr>
@@ -3376,7 +3410,7 @@
     </w:p>
     <w:p>
       <w:pPr>
-        <w:jc w:val="left"/>
+        <w:jc w:val="center"/>
         <w:rPr>
           <w:color w:val="000000" w:themeColor="text1"/>
         </w:rPr>
@@ -3427,7 +3461,7 @@
     </w:p>
     <w:p>
       <w:pPr>
-        <w:jc w:val="left"/>
+        <w:jc w:val="center"/>
         <w:rPr>
           <w:color w:val="000000" w:themeColor="text1"/>
         </w:rPr>
@@ -3476,16 +3510,15 @@
     </w:p>
     <w:p>
       <w:pPr>
-        <w:jc w:val="left"/>
-        <w:rPr>
-          <w:color w:val="000000" w:themeColor="text1"/>
-        </w:rPr>
-      </w:pPr>
-      <w:r>
-        <w:rPr>
-          <w:color w:val="000000" w:themeColor="text1"/>
-        </w:rPr>
-        <w:lastRenderedPageBreak/>
+        <w:jc w:val="center"/>
+        <w:rPr>
+          <w:color w:val="000000" w:themeColor="text1"/>
+        </w:rPr>
+      </w:pPr>
+      <w:r>
+        <w:rPr>
+          <w:color w:val="000000" w:themeColor="text1"/>
+        </w:rPr>
         <w:t>P(A і B)</w:t>
       </w:r>
       <w:r>
@@ -3582,7 +3615,7 @@
     </w:p>
     <w:p>
       <w:pPr>
-        <w:jc w:val="left"/>
+        <w:jc w:val="center"/>
         <w:rPr>
           <w:color w:val="000000" w:themeColor="text1"/>
         </w:rPr>
@@ -3667,7 +3700,7 @@
     </w:p>
     <w:p>
       <w:pPr>
-        <w:jc w:val="left"/>
+        <w:jc w:val="center"/>
         <w:rPr>
           <w:color w:val="000000" w:themeColor="text1"/>
         </w:rPr>
@@ -3776,6 +3809,7 @@
           <w:bCs/>
           <w:color w:val="000000" w:themeColor="text1"/>
         </w:rPr>
+        <w:lastRenderedPageBreak/>
         <w:t>8. Апріорна та апостеріорна ймовірність (</w:t>
       </w:r>
       <w:proofErr w:type="spellStart"/>
@@ -4367,7 +4401,14 @@
         <w:rPr>
           <w:color w:val="FF0000"/>
         </w:rPr>
-        <w:t xml:space="preserve">, і порядок їх розташування має значення. Тобто, наприклад, вибір "А, Б" і "Б, А" вважаються різними. Загальна кількість розміщень зростає зі збільшенням </w:t>
+        <w:t xml:space="preserve">, і порядок їх </w:t>
+      </w:r>
+      <w:r>
+        <w:rPr>
+          <w:color w:val="FF0000"/>
+        </w:rPr>
+        <w:lastRenderedPageBreak/>
+        <w:t xml:space="preserve">розташування має значення. Тобто, наприклад, вибір "А, Б" і "Б, А" вважаються різними. Загальна кількість розміщень зростає зі збільшенням </w:t>
       </w:r>
       <w:r>
         <w:rPr>
@@ -9846,6 +9887,7 @@
   <w:style w:type="character" w:default="1" w:styleId="a0">
     <w:name w:val="Default Paragraph Font"/>
     <w:uiPriority w:val="1"/>
+    <w:semiHidden/>
     <w:unhideWhenUsed/>
   </w:style>
   <w:style w:type="table" w:default="1" w:styleId="a1">
